--- a/Livrable_SRS/Rapport de validation.docx
+++ b/Livrable_SRS/Rapport de validation.docx
@@ -7337,15 +7337,27 @@
               <w:cnfStyle w:val="000000000000" w:firstRow="0" w:lastRow="0" w:firstColumn="0" w:lastColumn="0" w:oddVBand="0" w:evenVBand="0" w:oddHBand="0" w:evenHBand="0" w:firstRowFirstColumn="0" w:firstRowLastColumn="0" w:lastRowFirstColumn="0" w:lastRowLastColumn="0"/>
             </w:pPr>
             <w:r>
+              <w:rPr>
+                <w:sz w:val="20"/>
+              </w:rPr>
               <w:t xml:space="preserve">Dans l’adresse editor,  le DMA est bien le master  de la PS </w:t>
             </w:r>
             <w:r>
+              <w:rPr>
+                <w:sz w:val="20"/>
+              </w:rPr>
               <w:t>à</w:t>
             </w:r>
             <w:r>
+              <w:rPr>
+                <w:sz w:val="20"/>
+              </w:rPr>
               <w:t xml:space="preserve"> travers</w:t>
             </w:r>
             <w:r>
+              <w:rPr>
+                <w:sz w:val="20"/>
+              </w:rPr>
               <w:t xml:space="preserve"> le port </w:t>
             </w:r>
           </w:p>
@@ -7534,6 +7546,7 @@
           <w:p/>
           <w:p/>
           <w:p/>
+          <w:p/>
           <w:p>
             <w:r>
               <w:lastRenderedPageBreak/>
@@ -7573,45 +7586,89 @@
               <w:cnfStyle w:val="000000000000" w:firstRow="0" w:lastRow="0" w:firstColumn="0" w:lastColumn="0" w:oddVBand="0" w:evenVBand="0" w:oddHBand="0" w:evenHBand="0" w:firstRowFirstColumn="0" w:firstRowLastColumn="0" w:lastRowFirstColumn="0" w:lastRowLastColumn="0"/>
               <w:rPr>
                 <w:b/>
-              </w:rPr>
-            </w:pPr>
-            <w:r>
+                <w:sz w:val="20"/>
+                <w:szCs w:val="20"/>
+              </w:rPr>
+            </w:pPr>
+            <w:r>
+              <w:rPr>
+                <w:sz w:val="20"/>
+                <w:szCs w:val="20"/>
+              </w:rPr>
               <w:t xml:space="preserve">Apres la </w:t>
             </w:r>
             <w:r>
+              <w:rPr>
+                <w:sz w:val="20"/>
+                <w:szCs w:val="20"/>
+              </w:rPr>
               <w:t>synthèse</w:t>
             </w:r>
             <w:r>
+              <w:rPr>
+                <w:sz w:val="20"/>
+                <w:szCs w:val="20"/>
+              </w:rPr>
               <w:t>, l’</w:t>
             </w:r>
             <w:r>
+              <w:rPr>
+                <w:sz w:val="20"/>
+                <w:szCs w:val="20"/>
+              </w:rPr>
               <w:t>implémentation</w:t>
             </w:r>
             <w:r>
+              <w:rPr>
+                <w:sz w:val="20"/>
+                <w:szCs w:val="20"/>
+              </w:rPr>
               <w:t xml:space="preserve"> et la </w:t>
             </w:r>
             <w:r>
+              <w:rPr>
+                <w:sz w:val="20"/>
+                <w:szCs w:val="20"/>
+              </w:rPr>
               <w:t>génération</w:t>
             </w:r>
-            <w:bookmarkStart w:id="1" w:name="_GoBack"/>
-            <w:bookmarkEnd w:id="1"/>
-            <w:r>
+            <w:r>
+              <w:rPr>
+                <w:sz w:val="20"/>
+                <w:szCs w:val="20"/>
+              </w:rPr>
               <w:t xml:space="preserve"> du </w:t>
             </w:r>
             <w:proofErr w:type="spellStart"/>
             <w:r>
+              <w:rPr>
+                <w:sz w:val="20"/>
+                <w:szCs w:val="20"/>
+              </w:rPr>
               <w:t>bitstream</w:t>
             </w:r>
             <w:proofErr w:type="spellEnd"/>
             <w:r>
+              <w:rPr>
+                <w:sz w:val="20"/>
+                <w:szCs w:val="20"/>
+              </w:rPr>
               <w:t>, exporter le hardware (en .</w:t>
             </w:r>
             <w:proofErr w:type="spellStart"/>
             <w:r>
+              <w:rPr>
+                <w:sz w:val="20"/>
+                <w:szCs w:val="20"/>
+              </w:rPr>
               <w:t>xsa</w:t>
             </w:r>
             <w:proofErr w:type="spellEnd"/>
             <w:r>
+              <w:rPr>
+                <w:sz w:val="20"/>
+                <w:szCs w:val="20"/>
+              </w:rPr>
               <w:t>)</w:t>
             </w:r>
           </w:p>
@@ -7625,17 +7682,31 @@
               <w:cnfStyle w:val="000000000000" w:firstRow="0" w:lastRow="0" w:firstColumn="0" w:lastColumn="0" w:oddVBand="0" w:evenVBand="0" w:oddHBand="0" w:evenHBand="0" w:firstRowFirstColumn="0" w:firstRowLastColumn="0" w:lastRowFirstColumn="0" w:lastRowLastColumn="0"/>
               <w:rPr>
                 <w:b/>
-              </w:rPr>
-            </w:pPr>
-            <w:r>
+                <w:sz w:val="20"/>
+                <w:szCs w:val="20"/>
+              </w:rPr>
+            </w:pPr>
+            <w:r>
+              <w:rPr>
+                <w:sz w:val="20"/>
+                <w:szCs w:val="20"/>
+              </w:rPr>
               <w:t>Sur Vitis, créer un nouveau projet en important le fichier .</w:t>
             </w:r>
             <w:proofErr w:type="spellStart"/>
             <w:r>
+              <w:rPr>
+                <w:sz w:val="20"/>
+                <w:szCs w:val="20"/>
+              </w:rPr>
               <w:t>xsa</w:t>
             </w:r>
             <w:proofErr w:type="spellEnd"/>
             <w:r>
+              <w:rPr>
+                <w:sz w:val="20"/>
+                <w:szCs w:val="20"/>
+              </w:rPr>
               <w:t xml:space="preserve"> généré.</w:t>
             </w:r>
           </w:p>
@@ -7649,12 +7720,22 @@
               <w:cnfStyle w:val="000000000000" w:firstRow="0" w:lastRow="0" w:firstColumn="0" w:lastColumn="0" w:oddVBand="0" w:evenVBand="0" w:oddHBand="0" w:evenHBand="0" w:firstRowFirstColumn="0" w:firstRowLastColumn="0" w:lastRowFirstColumn="0" w:lastRowLastColumn="0"/>
               <w:rPr>
                 <w:b/>
-              </w:rPr>
-            </w:pPr>
-            <w:r>
+                <w:sz w:val="20"/>
+                <w:szCs w:val="20"/>
+              </w:rPr>
+            </w:pPr>
+            <w:r>
+              <w:rPr>
+                <w:sz w:val="20"/>
+                <w:szCs w:val="20"/>
+              </w:rPr>
               <w:t xml:space="preserve">Dans le fichier source principal, </w:t>
             </w:r>
             <w:r>
+              <w:rPr>
+                <w:sz w:val="20"/>
+                <w:szCs w:val="20"/>
+              </w:rPr>
               <w:t xml:space="preserve">affectation des valeurs dans les registres à l’aide de leurs adresses, avec cette syntaxe : </w:t>
             </w:r>
           </w:p>
@@ -7665,12 +7746,14 @@
               <w:rPr>
                 <w:i/>
                 <w:sz w:val="20"/>
+                <w:szCs w:val="20"/>
               </w:rPr>
             </w:pPr>
             <w:r>
               <w:rPr>
                 <w:i/>
                 <w:sz w:val="20"/>
+                <w:szCs w:val="20"/>
               </w:rPr>
               <w:t>Xil_</w:t>
             </w:r>
@@ -7679,6 +7762,7 @@
               <w:rPr>
                 <w:i/>
                 <w:sz w:val="20"/>
+                <w:szCs w:val="20"/>
               </w:rPr>
               <w:t>Out32(</w:t>
             </w:r>
@@ -7687,6 +7771,7 @@
               <w:rPr>
                 <w:i/>
                 <w:sz w:val="20"/>
+                <w:szCs w:val="20"/>
               </w:rPr>
               <w:t xml:space="preserve"> &lt;</w:t>
             </w:r>
@@ -7695,6 +7780,7 @@
               <w:rPr>
                 <w:i/>
                 <w:sz w:val="20"/>
+                <w:szCs w:val="20"/>
               </w:rPr>
               <w:t>adress</w:t>
             </w:r>
@@ -7703,44 +7789,28 @@
               <w:rPr>
                 <w:i/>
                 <w:sz w:val="20"/>
-              </w:rPr>
-              <w:t xml:space="preserve">&gt; </w:t>
-            </w:r>
-            <w:r>
-              <w:rPr>
-                <w:i/>
-                <w:sz w:val="20"/>
-              </w:rPr>
-              <w:t>,</w:t>
-            </w:r>
-            <w:r>
-              <w:rPr>
-                <w:i/>
-                <w:sz w:val="20"/>
-              </w:rPr>
-              <w:t xml:space="preserve"> </w:t>
-            </w:r>
-            <w:r>
-              <w:rPr>
-                <w:i/>
-                <w:sz w:val="20"/>
-              </w:rPr>
-              <w:t xml:space="preserve"> </w:t>
-            </w:r>
-            <w:r>
-              <w:rPr>
-                <w:i/>
-                <w:sz w:val="20"/>
-              </w:rPr>
-              <w:t>&lt;value&gt;</w:t>
-            </w:r>
-            <w:r>
-              <w:rPr>
-                <w:i/>
-                <w:sz w:val="20"/>
-              </w:rPr>
-              <w:t>)</w:t>
-            </w:r>
+                <w:szCs w:val="20"/>
+              </w:rPr>
+              <w:t>&gt; ,  &lt;value&gt;)</w:t>
+            </w:r>
+          </w:p>
+          <w:p>
+            <w:pPr>
+              <w:pStyle w:val="Paragraphedeliste"/>
+              <w:cnfStyle w:val="000000000000" w:firstRow="0" w:lastRow="0" w:firstColumn="0" w:lastColumn="0" w:oddVBand="0" w:evenVBand="0" w:oddHBand="0" w:evenHBand="0" w:firstRowFirstColumn="0" w:firstRowLastColumn="0" w:lastRowFirstColumn="0" w:lastRowLastColumn="0"/>
+              <w:rPr>
+                <w:b/>
+              </w:rPr>
+            </w:pPr>
+          </w:p>
+          <w:p>
+            <w:pPr>
+              <w:pStyle w:val="Paragraphedeliste"/>
+              <w:cnfStyle w:val="000000000000" w:firstRow="0" w:lastRow="0" w:firstColumn="0" w:lastColumn="0" w:oddVBand="0" w:evenVBand="0" w:oddHBand="0" w:evenHBand="0" w:firstRowFirstColumn="0" w:firstRowLastColumn="0" w:lastRowFirstColumn="0" w:lastRowLastColumn="0"/>
+              <w:rPr>
+                <w:b/>
+              </w:rPr>
+            </w:pPr>
           </w:p>
           <w:p>
             <w:pPr>
@@ -7774,14 +7844,21 @@
                 <w:numId w:val="15"/>
               </w:numPr>
               <w:cnfStyle w:val="000000000000" w:firstRow="0" w:lastRow="0" w:firstColumn="0" w:lastColumn="0" w:oddVBand="0" w:evenVBand="0" w:oddHBand="0" w:evenHBand="0" w:firstRowFirstColumn="0" w:firstRowLastColumn="0" w:lastRowFirstColumn="0" w:lastRowLastColumn="0"/>
-            </w:pPr>
-            <w:r>
+              <w:rPr>
+                <w:sz w:val="20"/>
+              </w:rPr>
+            </w:pPr>
+            <w:r>
+              <w:rPr>
+                <w:sz w:val="20"/>
+              </w:rPr>
               <w:t xml:space="preserve">Dans la console XSCT, l’image est écrite dans la mémoire avec cette instruction : </w:t>
             </w:r>
             <w:proofErr w:type="spellStart"/>
             <w:r>
               <w:rPr>
                 <w:i/>
+                <w:sz w:val="20"/>
               </w:rPr>
               <w:t>mwr</w:t>
             </w:r>
@@ -7789,6 +7866,7 @@
             <w:r>
               <w:rPr>
                 <w:i/>
+                <w:sz w:val="20"/>
               </w:rPr>
               <w:t xml:space="preserve"> [options] -bin -file &lt;file-</w:t>
             </w:r>
@@ -7796,6 +7874,7 @@
             <w:r>
               <w:rPr>
                 <w:i/>
+                <w:sz w:val="20"/>
               </w:rPr>
               <w:t>name</w:t>
             </w:r>
@@ -7803,6 +7882,7 @@
             <w:r>
               <w:rPr>
                 <w:i/>
+                <w:sz w:val="20"/>
               </w:rPr>
               <w:t>&gt; &lt;</w:t>
             </w:r>
@@ -7810,6 +7890,7 @@
             <w:r>
               <w:rPr>
                 <w:i/>
+                <w:sz w:val="20"/>
               </w:rPr>
               <w:t>address</w:t>
             </w:r>
@@ -7817,6 +7898,7 @@
             <w:r>
               <w:rPr>
                 <w:i/>
+                <w:sz w:val="20"/>
               </w:rPr>
               <w:t>&gt; [</w:t>
             </w:r>
@@ -7824,6 +7906,7 @@
             <w:r>
               <w:rPr>
                 <w:i/>
+                <w:sz w:val="20"/>
               </w:rPr>
               <w:t>num</w:t>
             </w:r>
@@ -7831,10 +7914,14 @@
             <w:r>
               <w:rPr>
                 <w:i/>
+                <w:sz w:val="20"/>
               </w:rPr>
               <w:t>]</w:t>
             </w:r>
             <w:r>
+              <w:rPr>
+                <w:sz w:val="20"/>
+              </w:rPr>
               <w:t xml:space="preserve"> </w:t>
             </w:r>
           </w:p>
@@ -7848,6 +7935,9 @@
               <w:cnfStyle w:val="000000000000" w:firstRow="0" w:lastRow="0" w:firstColumn="0" w:lastColumn="0" w:oddVBand="0" w:evenVBand="0" w:oddHBand="0" w:evenHBand="0" w:firstRowFirstColumn="0" w:firstRowLastColumn="0" w:lastRowFirstColumn="0" w:lastRowLastColumn="0"/>
             </w:pPr>
             <w:r>
+              <w:rPr>
+                <w:sz w:val="20"/>
+              </w:rPr>
               <w:t>Lancer le programme, et l’image s’affiche sur l’écran.</w:t>
             </w:r>
           </w:p>
@@ -7923,6 +8013,11 @@
           <w:p>
             <w:pPr>
               <w:cnfStyle w:val="000000000000" w:firstRow="0" w:lastRow="0" w:firstColumn="0" w:lastColumn="0" w:oddVBand="0" w:evenVBand="0" w:oddHBand="0" w:evenHBand="0" w:firstRowFirstColumn="0" w:firstRowLastColumn="0" w:lastRowFirstColumn="0" w:lastRowLastColumn="0"/>
+            </w:pPr>
+          </w:p>
+          <w:p>
+            <w:pPr>
+              <w:cnfStyle w:val="000000000000" w:firstRow="0" w:lastRow="0" w:firstColumn="0" w:lastColumn="0" w:oddVBand="0" w:evenVBand="0" w:oddHBand="0" w:evenHBand="0" w:firstRowFirstColumn="0" w:firstRowLastColumn="0" w:lastRowFirstColumn="0" w:lastRowLastColumn="0"/>
               <w:rPr>
                 <w:b/>
               </w:rPr>
@@ -7933,6 +8028,384 @@
               </w:rPr>
               <w:lastRenderedPageBreak/>
               <w:t>OK</w:t>
+            </w:r>
+          </w:p>
+        </w:tc>
+      </w:tr>
+    </w:tbl>
+    <w:p/>
+    <w:p>
+      <w:pPr>
+        <w:pStyle w:val="Titre1"/>
+      </w:pPr>
+      <w:r>
+        <w:t>Validation de la sélection à chaud (AXI4S Switch)</w:t>
+      </w:r>
+    </w:p>
+    <w:tbl>
+      <w:tblPr>
+        <w:tblStyle w:val="TableauGrille1Clair"/>
+        <w:tblW w:w="0" w:type="auto"/>
+        <w:tblLook w:val="04A0" w:firstRow="1" w:lastRow="0" w:firstColumn="1" w:lastColumn="0" w:noHBand="0" w:noVBand="1"/>
+      </w:tblPr>
+      <w:tblGrid>
+        <w:gridCol w:w="704"/>
+        <w:gridCol w:w="7088"/>
+        <w:gridCol w:w="1270"/>
+      </w:tblGrid>
+      <w:tr>
+        <w:trPr>
+          <w:cnfStyle w:val="100000000000" w:firstRow="1" w:lastRow="0" w:firstColumn="0" w:lastColumn="0" w:oddVBand="0" w:evenVBand="0" w:oddHBand="0" w:evenHBand="0" w:firstRowFirstColumn="0" w:firstRowLastColumn="0" w:lastRowFirstColumn="0" w:lastRowLastColumn="0"/>
+        </w:trPr>
+        <w:tc>
+          <w:tcPr>
+            <w:cnfStyle w:val="001000000000" w:firstRow="0" w:lastRow="0" w:firstColumn="1" w:lastColumn="0" w:oddVBand="0" w:evenVBand="0" w:oddHBand="0" w:evenHBand="0" w:firstRowFirstColumn="0" w:firstRowLastColumn="0" w:lastRowFirstColumn="0" w:lastRowLastColumn="0"/>
+            <w:tcW w:w="704" w:type="dxa"/>
+          </w:tcPr>
+          <w:p>
+            <w:r>
+              <w:t>code</w:t>
+            </w:r>
+          </w:p>
+        </w:tc>
+        <w:tc>
+          <w:tcPr>
+            <w:tcW w:w="7088" w:type="dxa"/>
+          </w:tcPr>
+          <w:p>
+            <w:pPr>
+              <w:jc w:val="center"/>
+              <w:cnfStyle w:val="100000000000" w:firstRow="1" w:lastRow="0" w:firstColumn="0" w:lastColumn="0" w:oddVBand="0" w:evenVBand="0" w:oddHBand="0" w:evenHBand="0" w:firstRowFirstColumn="0" w:firstRowLastColumn="0" w:lastRowFirstColumn="0" w:lastRowLastColumn="0"/>
+              <w:rPr>
+                <w:b w:val="0"/>
+              </w:rPr>
+            </w:pPr>
+            <w:r>
+              <w:t>Description</w:t>
+            </w:r>
+            <w:r>
+              <w:t xml:space="preserve"> et </w:t>
+            </w:r>
+            <w:r>
+              <w:t>réalisation</w:t>
+            </w:r>
+          </w:p>
+        </w:tc>
+        <w:tc>
+          <w:tcPr>
+            <w:tcW w:w="1270" w:type="dxa"/>
+          </w:tcPr>
+          <w:p>
+            <w:pPr>
+              <w:cnfStyle w:val="100000000000" w:firstRow="1" w:lastRow="0" w:firstColumn="0" w:lastColumn="0" w:oddVBand="0" w:evenVBand="0" w:oddHBand="0" w:evenHBand="0" w:firstRowFirstColumn="0" w:firstRowLastColumn="0" w:lastRowFirstColumn="0" w:lastRowLastColumn="0"/>
+              <w:rPr>
+                <w:b w:val="0"/>
+              </w:rPr>
+            </w:pPr>
+            <w:r>
+              <w:t>Conformité</w:t>
+            </w:r>
+          </w:p>
+        </w:tc>
+      </w:tr>
+      <w:tr>
+        <w:trPr>
+          <w:trHeight w:val="2677"/>
+        </w:trPr>
+        <w:tc>
+          <w:tcPr>
+            <w:cnfStyle w:val="001000000000" w:firstRow="0" w:lastRow="0" w:firstColumn="1" w:lastColumn="0" w:oddVBand="0" w:evenVBand="0" w:oddHBand="0" w:evenHBand="0" w:firstRowFirstColumn="0" w:firstRowLastColumn="0" w:lastRowFirstColumn="0" w:lastRowLastColumn="0"/>
+            <w:tcW w:w="704" w:type="dxa"/>
+          </w:tcPr>
+          <w:p>
+            <w:r>
+              <w:t>I1.</w:t>
+            </w:r>
+          </w:p>
+          <w:p/>
+          <w:p/>
+          <w:p>
+            <w:r>
+              <w:t>I2.</w:t>
+            </w:r>
+          </w:p>
+          <w:p/>
+          <w:p/>
+          <w:p>
+            <w:r>
+              <w:t>I3.</w:t>
+            </w:r>
+          </w:p>
+          <w:p/>
+          <w:p/>
+          <w:p>
+            <w:r>
+              <w:t>D1.</w:t>
+            </w:r>
+          </w:p>
+        </w:tc>
+        <w:tc>
+          <w:tcPr>
+            <w:tcW w:w="7088" w:type="dxa"/>
+          </w:tcPr>
+          <w:p>
+            <w:pPr>
+              <w:cnfStyle w:val="000000000000" w:firstRow="0" w:lastRow="0" w:firstColumn="0" w:lastColumn="0" w:oddVBand="0" w:evenVBand="0" w:oddHBand="0" w:evenHBand="0" w:firstRowFirstColumn="0" w:firstRowLastColumn="0" w:lastRowFirstColumn="0" w:lastRowLastColumn="0"/>
+              <w:rPr>
+                <w:b/>
+              </w:rPr>
+            </w:pPr>
+            <w:r>
+              <w:rPr>
+                <w:b/>
+              </w:rPr>
+              <w:t>Vérification du nombre d’entrée esclave</w:t>
+            </w:r>
+            <w:r>
+              <w:rPr>
+                <w:b/>
+              </w:rPr>
+              <w:t> :</w:t>
+            </w:r>
+          </w:p>
+          <w:p>
+            <w:pPr>
+              <w:pStyle w:val="Paragraphedeliste"/>
+              <w:numPr>
+                <w:ilvl w:val="0"/>
+                <w:numId w:val="15"/>
+              </w:numPr>
+              <w:cnfStyle w:val="000000000000" w:firstRow="0" w:lastRow="0" w:firstColumn="0" w:lastColumn="0" w:oddVBand="0" w:evenVBand="0" w:oddHBand="0" w:evenHBand="0" w:firstRowFirstColumn="0" w:firstRowLastColumn="0" w:lastRowFirstColumn="0" w:lastRowLastColumn="0"/>
+              <w:rPr>
+                <w:sz w:val="20"/>
+              </w:rPr>
+            </w:pPr>
+            <w:r>
+              <w:rPr>
+                <w:sz w:val="20"/>
+              </w:rPr>
+              <w:t>Inspection visuel sur le bloc design et dans la config de l’IP</w:t>
+            </w:r>
+          </w:p>
+          <w:p>
+            <w:pPr>
+              <w:cnfStyle w:val="000000000000" w:firstRow="0" w:lastRow="0" w:firstColumn="0" w:lastColumn="0" w:oddVBand="0" w:evenVBand="0" w:oddHBand="0" w:evenHBand="0" w:firstRowFirstColumn="0" w:firstRowLastColumn="0" w:lastRowFirstColumn="0" w:lastRowLastColumn="0"/>
+              <w:rPr>
+                <w:sz w:val="20"/>
+              </w:rPr>
+            </w:pPr>
+          </w:p>
+          <w:p>
+            <w:pPr>
+              <w:cnfStyle w:val="000000000000" w:firstRow="0" w:lastRow="0" w:firstColumn="0" w:lastColumn="0" w:oddVBand="0" w:evenVBand="0" w:oddHBand="0" w:evenHBand="0" w:firstRowFirstColumn="0" w:firstRowLastColumn="0" w:lastRowFirstColumn="0" w:lastRowLastColumn="0"/>
+              <w:rPr>
+                <w:b/>
+              </w:rPr>
+            </w:pPr>
+            <w:r>
+              <w:rPr>
+                <w:b/>
+              </w:rPr>
+              <w:t xml:space="preserve">Vérification </w:t>
+            </w:r>
+            <w:r>
+              <w:rPr>
+                <w:b/>
+              </w:rPr>
+              <w:t>de la largeur de la donnée</w:t>
+            </w:r>
+            <w:r>
+              <w:rPr>
+                <w:b/>
+              </w:rPr>
+              <w:t xml:space="preserve"> : </w:t>
+            </w:r>
+          </w:p>
+          <w:p>
+            <w:pPr>
+              <w:pStyle w:val="Paragraphedeliste"/>
+              <w:numPr>
+                <w:ilvl w:val="0"/>
+                <w:numId w:val="15"/>
+              </w:numPr>
+              <w:cnfStyle w:val="000000000000" w:firstRow="0" w:lastRow="0" w:firstColumn="0" w:lastColumn="0" w:oddVBand="0" w:evenVBand="0" w:oddHBand="0" w:evenHBand="0" w:firstRowFirstColumn="0" w:firstRowLastColumn="0" w:lastRowFirstColumn="0" w:lastRowLastColumn="0"/>
+              <w:rPr>
+                <w:sz w:val="20"/>
+              </w:rPr>
+            </w:pPr>
+            <w:r>
+              <w:rPr>
+                <w:sz w:val="20"/>
+              </w:rPr>
+              <w:t>Inspection visuel sur le bloc design et dans la config de l’IP</w:t>
+            </w:r>
+          </w:p>
+          <w:p>
+            <w:pPr>
+              <w:cnfStyle w:val="000000000000" w:firstRow="0" w:lastRow="0" w:firstColumn="0" w:lastColumn="0" w:oddVBand="0" w:evenVBand="0" w:oddHBand="0" w:evenHBand="0" w:firstRowFirstColumn="0" w:firstRowLastColumn="0" w:lastRowFirstColumn="0" w:lastRowLastColumn="0"/>
+              <w:rPr>
+                <w:sz w:val="20"/>
+              </w:rPr>
+            </w:pPr>
+          </w:p>
+          <w:p>
+            <w:pPr>
+              <w:cnfStyle w:val="000000000000" w:firstRow="0" w:lastRow="0" w:firstColumn="0" w:lastColumn="0" w:oddVBand="0" w:evenVBand="0" w:oddHBand="0" w:evenHBand="0" w:firstRowFirstColumn="0" w:firstRowLastColumn="0" w:lastRowFirstColumn="0" w:lastRowLastColumn="0"/>
+              <w:rPr>
+                <w:b/>
+              </w:rPr>
+            </w:pPr>
+            <w:r>
+              <w:rPr>
+                <w:b/>
+              </w:rPr>
+              <w:t>Vérification du contrôle par la PS</w:t>
+            </w:r>
+          </w:p>
+          <w:p>
+            <w:pPr>
+              <w:pStyle w:val="Paragraphedeliste"/>
+              <w:numPr>
+                <w:ilvl w:val="0"/>
+                <w:numId w:val="15"/>
+              </w:numPr>
+              <w:cnfStyle w:val="000000000000" w:firstRow="0" w:lastRow="0" w:firstColumn="0" w:lastColumn="0" w:oddVBand="0" w:evenVBand="0" w:oddHBand="0" w:evenHBand="0" w:firstRowFirstColumn="0" w:firstRowLastColumn="0" w:lastRowFirstColumn="0" w:lastRowLastColumn="0"/>
+              <w:rPr>
+                <w:sz w:val="20"/>
+              </w:rPr>
+            </w:pPr>
+            <w:r>
+              <w:rPr>
+                <w:sz w:val="20"/>
+              </w:rPr>
+              <w:t>Inspection visuel sur le bloc design et dans la config de l’IP</w:t>
+            </w:r>
+          </w:p>
+          <w:p>
+            <w:pPr>
+              <w:cnfStyle w:val="000000000000" w:firstRow="0" w:lastRow="0" w:firstColumn="0" w:lastColumn="0" w:oddVBand="0" w:evenVBand="0" w:oddHBand="0" w:evenHBand="0" w:firstRowFirstColumn="0" w:firstRowLastColumn="0" w:lastRowFirstColumn="0" w:lastRowLastColumn="0"/>
+              <w:rPr>
+                <w:sz w:val="20"/>
+              </w:rPr>
+            </w:pPr>
+          </w:p>
+          <w:p>
+            <w:pPr>
+              <w:cnfStyle w:val="000000000000" w:firstRow="0" w:lastRow="0" w:firstColumn="0" w:lastColumn="0" w:oddVBand="0" w:evenVBand="0" w:oddHBand="0" w:evenHBand="0" w:firstRowFirstColumn="0" w:firstRowLastColumn="0" w:lastRowFirstColumn="0" w:lastRowLastColumn="0"/>
+            </w:pPr>
+            <w:r>
+              <w:rPr>
+                <w:b/>
+              </w:rPr>
+              <w:t>Affichage et sélection à chaud</w:t>
+            </w:r>
+            <w:bookmarkStart w:id="1" w:name="_GoBack"/>
+            <w:bookmarkEnd w:id="1"/>
+          </w:p>
+        </w:tc>
+        <w:tc>
+          <w:tcPr>
+            <w:tcW w:w="1270" w:type="dxa"/>
+          </w:tcPr>
+          <w:p>
+            <w:pPr>
+              <w:cnfStyle w:val="000000000000" w:firstRow="0" w:lastRow="0" w:firstColumn="0" w:lastColumn="0" w:oddVBand="0" w:evenVBand="0" w:oddHBand="0" w:evenHBand="0" w:firstRowFirstColumn="0" w:firstRowLastColumn="0" w:lastRowFirstColumn="0" w:lastRowLastColumn="0"/>
+              <w:rPr>
+                <w:b/>
+              </w:rPr>
+            </w:pPr>
+            <w:r>
+              <w:rPr>
+                <w:b/>
+              </w:rPr>
+              <w:t>OK</w:t>
+            </w:r>
+          </w:p>
+          <w:p>
+            <w:pPr>
+              <w:cnfStyle w:val="000000000000" w:firstRow="0" w:lastRow="0" w:firstColumn="0" w:lastColumn="0" w:oddVBand="0" w:evenVBand="0" w:oddHBand="0" w:evenHBand="0" w:firstRowFirstColumn="0" w:firstRowLastColumn="0" w:lastRowFirstColumn="0" w:lastRowLastColumn="0"/>
+              <w:rPr>
+                <w:b/>
+              </w:rPr>
+            </w:pPr>
+          </w:p>
+          <w:p>
+            <w:pPr>
+              <w:cnfStyle w:val="000000000000" w:firstRow="0" w:lastRow="0" w:firstColumn="0" w:lastColumn="0" w:oddVBand="0" w:evenVBand="0" w:oddHBand="0" w:evenHBand="0" w:firstRowFirstColumn="0" w:firstRowLastColumn="0" w:lastRowFirstColumn="0" w:lastRowLastColumn="0"/>
+            </w:pPr>
+          </w:p>
+          <w:p>
+            <w:pPr>
+              <w:cnfStyle w:val="000000000000" w:firstRow="0" w:lastRow="0" w:firstColumn="0" w:lastColumn="0" w:oddVBand="0" w:evenVBand="0" w:oddHBand="0" w:evenHBand="0" w:firstRowFirstColumn="0" w:firstRowLastColumn="0" w:lastRowFirstColumn="0" w:lastRowLastColumn="0"/>
+              <w:rPr>
+                <w:b/>
+              </w:rPr>
+            </w:pPr>
+            <w:r>
+              <w:rPr>
+                <w:b/>
+              </w:rPr>
+              <w:t>OK</w:t>
+            </w:r>
+          </w:p>
+          <w:p>
+            <w:pPr>
+              <w:cnfStyle w:val="000000000000" w:firstRow="0" w:lastRow="0" w:firstColumn="0" w:lastColumn="0" w:oddVBand="0" w:evenVBand="0" w:oddHBand="0" w:evenHBand="0" w:firstRowFirstColumn="0" w:firstRowLastColumn="0" w:lastRowFirstColumn="0" w:lastRowLastColumn="0"/>
+              <w:rPr>
+                <w:b/>
+              </w:rPr>
+            </w:pPr>
+          </w:p>
+          <w:p>
+            <w:pPr>
+              <w:cnfStyle w:val="000000000000" w:firstRow="0" w:lastRow="0" w:firstColumn="0" w:lastColumn="0" w:oddVBand="0" w:evenVBand="0" w:oddHBand="0" w:evenHBand="0" w:firstRowFirstColumn="0" w:firstRowLastColumn="0" w:lastRowFirstColumn="0" w:lastRowLastColumn="0"/>
+              <w:rPr>
+                <w:b/>
+              </w:rPr>
+            </w:pPr>
+          </w:p>
+          <w:p>
+            <w:pPr>
+              <w:cnfStyle w:val="000000000000" w:firstRow="0" w:lastRow="0" w:firstColumn="0" w:lastColumn="0" w:oddVBand="0" w:evenVBand="0" w:oddHBand="0" w:evenHBand="0" w:firstRowFirstColumn="0" w:firstRowLastColumn="0" w:lastRowFirstColumn="0" w:lastRowLastColumn="0"/>
+              <w:rPr>
+                <w:b/>
+              </w:rPr>
+            </w:pPr>
+            <w:r>
+              <w:rPr>
+                <w:b/>
+              </w:rPr>
+              <w:t>OK</w:t>
+            </w:r>
+          </w:p>
+          <w:p>
+            <w:pPr>
+              <w:cnfStyle w:val="000000000000" w:firstRow="0" w:lastRow="0" w:firstColumn="0" w:lastColumn="0" w:oddVBand="0" w:evenVBand="0" w:oddHBand="0" w:evenHBand="0" w:firstRowFirstColumn="0" w:firstRowLastColumn="0" w:lastRowFirstColumn="0" w:lastRowLastColumn="0"/>
+              <w:rPr>
+                <w:b/>
+              </w:rPr>
+            </w:pPr>
+          </w:p>
+          <w:p>
+            <w:pPr>
+              <w:cnfStyle w:val="000000000000" w:firstRow="0" w:lastRow="0" w:firstColumn="0" w:lastColumn="0" w:oddVBand="0" w:evenVBand="0" w:oddHBand="0" w:evenHBand="0" w:firstRowFirstColumn="0" w:firstRowLastColumn="0" w:lastRowFirstColumn="0" w:lastRowLastColumn="0"/>
+              <w:rPr>
+                <w:b/>
+              </w:rPr>
+            </w:pPr>
+          </w:p>
+          <w:p>
+            <w:pPr>
+              <w:cnfStyle w:val="000000000000" w:firstRow="0" w:lastRow="0" w:firstColumn="0" w:lastColumn="0" w:oddVBand="0" w:evenVBand="0" w:oddHBand="0" w:evenHBand="0" w:firstRowFirstColumn="0" w:firstRowLastColumn="0" w:lastRowFirstColumn="0" w:lastRowLastColumn="0"/>
+              <w:rPr>
+                <w:b/>
+              </w:rPr>
+            </w:pPr>
+            <w:r>
+              <w:rPr>
+                <w:b/>
+              </w:rPr>
+              <w:t>En cours</w:t>
             </w:r>
           </w:p>
         </w:tc>
@@ -7940,7 +8413,6 @@
     </w:tbl>
     <w:p>
       <w:r>
-        <w:lastRenderedPageBreak/>
         <w:br w:type="page"/>
       </w:r>
     </w:p>
@@ -8007,14 +8479,36 @@
       <w:r>
         <w:t xml:space="preserve">Annexe </w:t>
       </w:r>
-      <w:fldSimple w:instr=" SEQ Annexe \* ARABIC ">
-        <w:r>
-          <w:rPr>
-            <w:noProof/>
-          </w:rPr>
-          <w:t>1</w:t>
-        </w:r>
-      </w:fldSimple>
+      <w:r>
+        <w:rPr>
+          <w:noProof/>
+        </w:rPr>
+        <w:fldChar w:fldCharType="begin"/>
+      </w:r>
+      <w:r>
+        <w:rPr>
+          <w:noProof/>
+        </w:rPr>
+        <w:instrText xml:space="preserve"> SEQ Annexe \* ARABIC </w:instrText>
+      </w:r>
+      <w:r>
+        <w:rPr>
+          <w:noProof/>
+        </w:rPr>
+        <w:fldChar w:fldCharType="separate"/>
+      </w:r>
+      <w:r>
+        <w:rPr>
+          <w:noProof/>
+        </w:rPr>
+        <w:t>1</w:t>
+      </w:r>
+      <w:r>
+        <w:rPr>
+          <w:noProof/>
+        </w:rPr>
+        <w:fldChar w:fldCharType="end"/>
+      </w:r>
       <w:r>
         <w:t xml:space="preserve"> : Chronogramme du TPG custom</w:t>
       </w:r>
@@ -8073,14 +8567,36 @@
       <w:r>
         <w:t xml:space="preserve">Annexe </w:t>
       </w:r>
-      <w:fldSimple w:instr=" SEQ Annexe \* ARABIC ">
-        <w:r>
-          <w:rPr>
-            <w:noProof/>
-          </w:rPr>
-          <w:t>2</w:t>
-        </w:r>
-      </w:fldSimple>
+      <w:r>
+        <w:rPr>
+          <w:noProof/>
+        </w:rPr>
+        <w:fldChar w:fldCharType="begin"/>
+      </w:r>
+      <w:r>
+        <w:rPr>
+          <w:noProof/>
+        </w:rPr>
+        <w:instrText xml:space="preserve"> SEQ Annexe \* ARABIC </w:instrText>
+      </w:r>
+      <w:r>
+        <w:rPr>
+          <w:noProof/>
+        </w:rPr>
+        <w:fldChar w:fldCharType="separate"/>
+      </w:r>
+      <w:r>
+        <w:rPr>
+          <w:noProof/>
+        </w:rPr>
+        <w:t>2</w:t>
+      </w:r>
+      <w:r>
+        <w:rPr>
+          <w:noProof/>
+        </w:rPr>
+        <w:fldChar w:fldCharType="end"/>
+      </w:r>
       <w:r>
         <w:t xml:space="preserve"> : Timing de </w:t>
       </w:r>
@@ -8145,14 +8661,36 @@
       <w:r>
         <w:t xml:space="preserve">Annexe </w:t>
       </w:r>
-      <w:fldSimple w:instr=" SEQ Annexe \* ARABIC ">
-        <w:r>
-          <w:rPr>
-            <w:noProof/>
-          </w:rPr>
-          <w:t>3</w:t>
-        </w:r>
-      </w:fldSimple>
+      <w:r>
+        <w:rPr>
+          <w:noProof/>
+        </w:rPr>
+        <w:fldChar w:fldCharType="begin"/>
+      </w:r>
+      <w:r>
+        <w:rPr>
+          <w:noProof/>
+        </w:rPr>
+        <w:instrText xml:space="preserve"> SEQ Annexe \* ARABIC </w:instrText>
+      </w:r>
+      <w:r>
+        <w:rPr>
+          <w:noProof/>
+        </w:rPr>
+        <w:fldChar w:fldCharType="separate"/>
+      </w:r>
+      <w:r>
+        <w:rPr>
+          <w:noProof/>
+        </w:rPr>
+        <w:t>3</w:t>
+      </w:r>
+      <w:r>
+        <w:rPr>
+          <w:noProof/>
+        </w:rPr>
+        <w:fldChar w:fldCharType="end"/>
+      </w:r>
       <w:r>
         <w:t xml:space="preserve"> : </w:t>
       </w:r>
@@ -8226,14 +8764,36 @@
       <w:r>
         <w:t xml:space="preserve">Annexe </w:t>
       </w:r>
-      <w:fldSimple w:instr=" SEQ Annexe \* ARABIC ">
-        <w:r>
-          <w:rPr>
-            <w:noProof/>
-          </w:rPr>
-          <w:t>4</w:t>
-        </w:r>
-      </w:fldSimple>
+      <w:r>
+        <w:rPr>
+          <w:noProof/>
+        </w:rPr>
+        <w:fldChar w:fldCharType="begin"/>
+      </w:r>
+      <w:r>
+        <w:rPr>
+          <w:noProof/>
+        </w:rPr>
+        <w:instrText xml:space="preserve"> SEQ Annexe \* ARABIC </w:instrText>
+      </w:r>
+      <w:r>
+        <w:rPr>
+          <w:noProof/>
+        </w:rPr>
+        <w:fldChar w:fldCharType="separate"/>
+      </w:r>
+      <w:r>
+        <w:rPr>
+          <w:noProof/>
+        </w:rPr>
+        <w:t>4</w:t>
+      </w:r>
+      <w:r>
+        <w:rPr>
+          <w:noProof/>
+        </w:rPr>
+        <w:fldChar w:fldCharType="end"/>
+      </w:r>
       <w:r>
         <w:t xml:space="preserve"> : Vérification du </w:t>
       </w:r>
@@ -8297,14 +8857,36 @@
       <w:r>
         <w:t xml:space="preserve">Annexe </w:t>
       </w:r>
-      <w:fldSimple w:instr=" SEQ Annexe \* ARABIC ">
-        <w:r>
-          <w:rPr>
-            <w:noProof/>
-          </w:rPr>
-          <w:t>5</w:t>
-        </w:r>
-      </w:fldSimple>
+      <w:r>
+        <w:rPr>
+          <w:noProof/>
+        </w:rPr>
+        <w:fldChar w:fldCharType="begin"/>
+      </w:r>
+      <w:r>
+        <w:rPr>
+          <w:noProof/>
+        </w:rPr>
+        <w:instrText xml:space="preserve"> SEQ Annexe \* ARABIC </w:instrText>
+      </w:r>
+      <w:r>
+        <w:rPr>
+          <w:noProof/>
+        </w:rPr>
+        <w:fldChar w:fldCharType="separate"/>
+      </w:r>
+      <w:r>
+        <w:rPr>
+          <w:noProof/>
+        </w:rPr>
+        <w:t>5</w:t>
+      </w:r>
+      <w:r>
+        <w:rPr>
+          <w:noProof/>
+        </w:rPr>
+        <w:fldChar w:fldCharType="end"/>
+      </w:r>
       <w:r>
         <w:t xml:space="preserve"> : Block design de l'affichage tu TPG</w:t>
       </w:r>
@@ -9341,7 +9923,7 @@
   <w:abstractNum w:abstractNumId="9" w15:restartNumberingAfterBreak="0">
     <w:nsid w:val="404545AC"/>
     <w:multiLevelType w:val="hybridMultilevel"/>
-    <w:tmpl w:val="7B26F612"/>
+    <w:tmpl w:val="3CD2D016"/>
     <w:lvl w:ilvl="0" w:tplc="040C0001">
       <w:start w:val="1"/>
       <w:numFmt w:val="bullet"/>

--- a/Livrable_SRS/Rapport de validation.docx
+++ b/Livrable_SRS/Rapport de validation.docx
@@ -8159,13 +8159,7 @@
               <w:rPr>
                 <w:b/>
               </w:rPr>
-              <w:t>Vérification du nombre d’entrée esclave</w:t>
-            </w:r>
-            <w:r>
-              <w:rPr>
-                <w:b/>
-              </w:rPr>
-              <w:t> :</w:t>
+              <w:t>Vérification du nombre d’entrée esclave :</w:t>
             </w:r>
           </w:p>
           <w:p>
@@ -8212,13 +8206,7 @@
               <w:rPr>
                 <w:b/>
               </w:rPr>
-              <w:t>de la largeur de la donnée</w:t>
-            </w:r>
-            <w:r>
-              <w:rPr>
-                <w:b/>
-              </w:rPr>
-              <w:t xml:space="preserve"> : </w:t>
+              <w:t xml:space="preserve">de la largeur de la donnée : </w:t>
             </w:r>
           </w:p>
           <w:p>
@@ -8292,6 +8280,9 @@
           <w:p>
             <w:pPr>
               <w:cnfStyle w:val="000000000000" w:firstRow="0" w:lastRow="0" w:firstColumn="0" w:lastColumn="0" w:oddVBand="0" w:evenVBand="0" w:oddHBand="0" w:evenHBand="0" w:firstRowFirstColumn="0" w:firstRowLastColumn="0" w:lastRowFirstColumn="0" w:lastRowLastColumn="0"/>
+              <w:rPr>
+                <w:b/>
+              </w:rPr>
             </w:pPr>
             <w:r>
               <w:rPr>
@@ -8299,6 +8290,16 @@
               </w:rPr>
               <w:t>Affichage et sélection à chaud</w:t>
             </w:r>
+          </w:p>
+          <w:p>
+            <w:pPr>
+              <w:pStyle w:val="Paragraphedeliste"/>
+              <w:numPr>
+                <w:ilvl w:val="0"/>
+                <w:numId w:val="15"/>
+              </w:numPr>
+              <w:cnfStyle w:val="000000000000" w:firstRow="0" w:lastRow="0" w:firstColumn="0" w:lastColumn="0" w:oddVBand="0" w:evenVBand="0" w:oddHBand="0" w:evenHBand="0" w:firstRowFirstColumn="0" w:firstRowLastColumn="0" w:lastRowFirstColumn="0" w:lastRowLastColumn="0"/>
+            </w:pPr>
             <w:bookmarkStart w:id="1" w:name="_GoBack"/>
             <w:bookmarkEnd w:id="1"/>
           </w:p>
@@ -9923,7 +9924,7 @@
   <w:abstractNum w:abstractNumId="9" w15:restartNumberingAfterBreak="0">
     <w:nsid w:val="404545AC"/>
     <w:multiLevelType w:val="hybridMultilevel"/>
-    <w:tmpl w:val="3CD2D016"/>
+    <w:tmpl w:val="80548EDE"/>
     <w:lvl w:ilvl="0" w:tplc="040C0001">
       <w:start w:val="1"/>
       <w:numFmt w:val="bullet"/>
